--- a/财务系统Web端访问使用文档.docx
+++ b/财务系统Web端访问使用文档.docx
@@ -24,7 +24,7 @@
           <w:color w:val="555555"/>
           <w:sz w:val="20"/>
         </w:rPr>
-        <w:t>服务器访问版 | 2026-07-02</w:t>
+        <w:t>服务器访问版 | 2026-07-03</w:t>
       </w:r>
     </w:p>
     <w:p/>
